--- a/word_reports/LP_0179_위치_135_Janet Jackson_Janet Jacks.docx
+++ b/word_reports/LP_0179_위치_135_Janet Jackson_Janet Jacks.docx
@@ -4,7 +4,7 @@
   <w:body>
     <w:p>
       <w:pPr>
-        <w:spacing w:after="280"/>
+        <w:spacing w:after="80"/>
       </w:pPr>
       <w:r>
         <w:rPr w:rFonts="맑은 고딕">
@@ -13,94 +13,47 @@
           <w:color w:val="1E3A8A"/>
           <w:sz w:val="30"/>
         </w:rPr>
-        <w:t>[135] Janet Jackson - Janet Jacksons rhythm nation 1814</w:t>
+        <w:t>Janet Jackson (자넷 잭슨) - Janet Jacksons rhythm nation 1814</w:t>
       </w:r>
     </w:p>
     <w:p>
       <w:pPr>
-        <w:spacing w:after="320"/>
+        <w:spacing w:after="240"/>
       </w:pPr>
       <w:r>
         <w:rPr w:rFonts="맑은 고딕">
           <w:rFonts w:ascii="맑은 고딕" w:hAnsi="맑은 고딕" w:eastAsia="맑은 고딕"/>
           <w:b/>
-          <w:sz w:val="20"/>
+          <w:color w:val="4B5563"/>
+          <w:sz w:val="22"/>
         </w:rPr>
-        <w:t>■ 위치 : 135</w:t>
-        <w:br/>
-      </w:r>
-      <w:r>
-        <w:rPr w:rFonts="맑은 고딕">
-          <w:rFonts w:ascii="맑은 고딕" w:hAnsi="맑은 고딕" w:eastAsia="맑은 고딕"/>
-          <w:b/>
-          <w:sz w:val="20"/>
-        </w:rPr>
-        <w:t>■ 아티스트 : Janet Jackson</w:t>
-        <w:br/>
-      </w:r>
-      <w:r>
-        <w:rPr w:rFonts="맑은 고딕">
-          <w:rFonts w:ascii="맑은 고딕" w:hAnsi="맑은 고딕" w:eastAsia="맑은 고딕"/>
-          <w:b/>
-          <w:sz w:val="20"/>
-        </w:rPr>
-        <w:t>■ 앨범명 : Janet Jacksons rhythm nation 1814</w:t>
-        <w:br/>
-      </w:r>
-      <w:r>
-        <w:rPr w:rFonts="맑은 고딕">
-          <w:rFonts w:ascii="맑은 고딕" w:hAnsi="맑은 고딕" w:eastAsia="맑은 고딕"/>
-          <w:b w:val="0"/>
-          <w:sz w:val="20"/>
-        </w:rPr>
-        <w:t>■ 음반 레이블 : ** A&amp;M Records</w:t>
-        <w:br/>
-      </w:r>
-      <w:r>
-        <w:rPr w:rFonts="맑은 고딕">
-          <w:rFonts w:ascii="맑은 고딕" w:hAnsi="맑은 고딕" w:eastAsia="맑은 고딕"/>
-          <w:b w:val="0"/>
-          <w:sz w:val="20"/>
-        </w:rPr>
-        <w:t>■ 발매년도 : ** 1989</w:t>
-        <w:br/>
-      </w:r>
-      <w:r>
-        <w:rPr w:rFonts="맑은 고딕">
-          <w:rFonts w:ascii="맑은 고딕" w:hAnsi="맑은 고딕" w:eastAsia="맑은 고딕"/>
-          <w:b w:val="0"/>
-          <w:sz w:val="20"/>
-        </w:rPr>
-        <w:t>■ 장르 : ** 뉴 잭 스윙 (New Jack Swing), R&amp;B, 댄스 팝 (Dance-pop), 펑크 (Funk)</w:t>
-        <w:br/>
-      </w:r>
-      <w:r>
-        <w:rPr w:rFonts="맑은 고딕">
-          <w:rFonts w:ascii="맑은 고딕" w:hAnsi="맑은 고딕" w:eastAsia="맑은 고딕"/>
-          <w:b w:val="0"/>
-          <w:sz w:val="20"/>
-        </w:rPr>
-        <w:t>■ 주요 수록곡 : **</w:t>
-        <w:br/>
+        <w:t>위치 :  135</w:t>
       </w:r>
     </w:p>
     <w:p>
       <w:pPr>
-        <w:spacing w:after="160"/>
+        <w:spacing w:line="324" w:lineRule="auto" w:before="80" w:after="160"/>
       </w:pPr>
       <w:r>
         <w:rPr w:rFonts="맑은 고딕">
           <w:rFonts w:ascii="맑은 고딕" w:hAnsi="맑은 고딕" w:eastAsia="맑은 고딕"/>
           <w:b/>
           <w:color w:val="1F2937"/>
-          <w:sz w:val="24"/>
+          <w:sz w:val="22"/>
         </w:rPr>
-        <w:t>■ 음반 해설 및 감상 가이드</w:t>
+        <w:t xml:space="preserve">[음반 소개] </w:t>
+      </w:r>
+      <w:r>
+        <w:rPr w:rFonts="맑은 고딕">
+          <w:rFonts w:ascii="맑은 고딕" w:hAnsi="맑은 고딕" w:eastAsia="맑은 고딕"/>
+          <w:b w:val="0"/>
+          <w:sz w:val="21"/>
+        </w:rPr>
       </w:r>
     </w:p>
     <w:p>
       <w:pPr>
-        <w:spacing w:line="312" w:lineRule="auto" w:after="120"/>
+        <w:spacing w:line="324" w:lineRule="auto" w:after="120"/>
       </w:pPr>
       <w:r>
         <w:rPr w:rFonts="맑은 고딕">
@@ -108,64 +61,516 @@
           <w:b w:val="0"/>
           <w:sz w:val="21"/>
         </w:rPr>
-        <w:t>**</w:t>
+        <w:t>1980년대의 황혼기에서 1990년대의 새벽을 열어젖힌 이 기념비적인 역작은, 대중음악이 지닐 수 있는 사회적 각성과 예술적 야심이 가장 찬란하게 결합한 순간을 기록하고 있습니다. 자넷 잭슨은 화려한 팝의 외피 아래 인종 차별, 빈곤, 문맹 등 시대의 아픔을 정면으로 응시하며, 분열된 인류를 음악이라는 거대한 연대로 품어 안고자 했습니다. 프로듀서 듀오 지미 잼 &amp; 테리 루이스와의 정교한 호흡 속에서 탄생한 강렬한 인더스트리얼 비트와 서정적인 멜로디의 융합은 단순한 댄스 팝을 넘어선 하나의 숭고한 선언문과도 같습니다. 턴테이블의 바늘이 회전하는 동안 청자는 날 선 시대정신과 가슴 벅찬 음악적 전율이 교차하는 위대한 순간을 목도하게 됩니다.</w:t>
       </w:r>
     </w:p>
     <w:p>
       <w:pPr>
-        <w:spacing w:line="312" w:lineRule="auto" w:after="120"/>
+        <w:spacing w:line="324" w:lineRule="auto" w:before="200" w:after="80"/>
       </w:pPr>
+      <w:r>
+        <w:rPr w:rFonts="맑은 고딕">
+          <w:rFonts w:ascii="맑은 고딕" w:hAnsi="맑은 고딕" w:eastAsia="맑은 고딕"/>
+          <w:b/>
+          <w:color w:val="1E3A8A"/>
+          <w:sz w:val="24"/>
+        </w:rPr>
+        <w:t>1. 음반 데이터</w:t>
+      </w:r>
+    </w:p>
+    <w:p>
+      <w:pPr>
+        <w:spacing w:line="324" w:lineRule="auto" w:after="80"/>
+      </w:pPr>
+      <w:r>
+        <w:rPr w:rFonts="맑은 고딕">
+          <w:rFonts w:ascii="맑은 고딕" w:hAnsi="맑은 고딕" w:eastAsia="맑은 고딕"/>
+          <w:b w:val="0"/>
+          <w:color w:val="6B7280"/>
+          <w:sz w:val="21"/>
+        </w:rPr>
+        <w:t xml:space="preserve">· </w:t>
+      </w:r>
+      <w:r>
+        <w:rPr w:rFonts="맑은 고딕">
+          <w:rFonts w:ascii="맑은 고딕" w:hAnsi="맑은 고딕" w:eastAsia="맑은 고딕"/>
+          <w:b/>
+          <w:color w:val="1F2937"/>
+          <w:sz w:val="21"/>
+        </w:rPr>
+        <w:t xml:space="preserve">앨범명: </w:t>
+      </w:r>
       <w:r>
         <w:rPr w:rFonts="맑은 고딕">
           <w:rFonts w:ascii="맑은 고딕" w:hAnsi="맑은 고딕" w:eastAsia="맑은 고딕"/>
           <w:b w:val="0"/>
           <w:sz w:val="21"/>
         </w:rPr>
-        <w:t>1989년에 발매된 재닛 잭슨(Janet Jackson)의 네 번째 정규 앨범 《Janet Jackson's Rhythm Nation 1814》는 대중음악사에 경종을 울린 위대한 명반입니다. 전작 《Control》의 폭발적인 성공 이후, 그녀는 단순한 팝 스타의 위치에 안주하지 않고 인종차별, 문맹, 빈곤, 폭력 등 사회적 모순에 대한 날카로운 메시지를 음악에 담아냈습니다. 앨범명 뒤의 '1814'는 미국 국가가 작사된 해이자 알파벳 R(18번째)과 N(14번째)을 상징하며, 음악을 통한 평등과 연대의 비전을 강력하게 제시합니다.</w:t>
+        <w:t>Janet Jacksons rhythm nation 1814</w:t>
       </w:r>
     </w:p>
     <w:p>
       <w:pPr>
-        <w:spacing w:line="312" w:lineRule="auto" w:after="120"/>
+        <w:spacing w:line="324" w:lineRule="auto" w:after="80"/>
       </w:pPr>
+      <w:r>
+        <w:rPr w:rFonts="맑은 고딕">
+          <w:rFonts w:ascii="맑은 고딕" w:hAnsi="맑은 고딕" w:eastAsia="맑은 고딕"/>
+          <w:b w:val="0"/>
+          <w:color w:val="6B7280"/>
+          <w:sz w:val="21"/>
+        </w:rPr>
+        <w:t xml:space="preserve">· </w:t>
+      </w:r>
+      <w:r>
+        <w:rPr w:rFonts="맑은 고딕">
+          <w:rFonts w:ascii="맑은 고딕" w:hAnsi="맑은 고딕" w:eastAsia="맑은 고딕"/>
+          <w:b/>
+          <w:color w:val="1F2937"/>
+          <w:sz w:val="21"/>
+        </w:rPr>
+        <w:t xml:space="preserve">아티스트: </w:t>
+      </w:r>
       <w:r>
         <w:rPr w:rFonts="맑은 고딕">
           <w:rFonts w:ascii="맑은 고딕" w:hAnsi="맑은 고딕" w:eastAsia="맑은 고딕"/>
           <w:b w:val="0"/>
           <w:sz w:val="21"/>
         </w:rPr>
-        <w:t>전설적인 프로듀서 콤비 지미 잼(Jimmy Jam)과 테리 루이스(Terry Lewis)와의 환상적인 호흡은 이 음반에서 절정에 달합니다. 당대 유행하던 뉴 잭 스윙(New Jack Swing) 리듬을 기반으로 산업용 기계음을 연상시키는 강렬한 비트, 펑크(Funk), 그리고 하드 록의 요소까지 유기적으로 결합해 독창적인 사운드스케이프를 완성했습니다. 빌보드 핫 100 차트 역사상 최초로 한 앨범에서 7곡의 Top 5 싱글을 배출하는 불멸의 기록을 세우며, 상업성과 예술성을 완벽하게 조화시킨 80년대 말 팝 음악의 정점으로 평가받습니다.</w:t>
+        <w:t>Janet Jackson (자넷 잭슨)</w:t>
       </w:r>
     </w:p>
     <w:p>
       <w:pPr>
-        <w:spacing w:line="312" w:lineRule="auto" w:after="120"/>
+        <w:spacing w:line="324" w:lineRule="auto" w:after="80"/>
       </w:pPr>
+      <w:r>
+        <w:rPr w:rFonts="맑은 고딕">
+          <w:rFonts w:ascii="맑은 고딕" w:hAnsi="맑은 고딕" w:eastAsia="맑은 고딕"/>
+          <w:b w:val="0"/>
+          <w:color w:val="6B7280"/>
+          <w:sz w:val="21"/>
+        </w:rPr>
+        <w:t xml:space="preserve">· </w:t>
+      </w:r>
+      <w:r>
+        <w:rPr w:rFonts="맑은 고딕">
+          <w:rFonts w:ascii="맑은 고딕" w:hAnsi="맑은 고딕" w:eastAsia="맑은 고딕"/>
+          <w:b/>
+          <w:color w:val="1F2937"/>
+          <w:sz w:val="21"/>
+        </w:rPr>
+        <w:t xml:space="preserve">발매 정보: </w:t>
+      </w:r>
       <w:r>
         <w:rPr w:rFonts="맑은 고딕">
           <w:rFonts w:ascii="맑은 고딕" w:hAnsi="맑은 고딕" w:eastAsia="맑은 고딕"/>
           <w:b w:val="0"/>
           <w:sz w:val="21"/>
         </w:rPr>
-        <w:t>본 음반에서 재닛 잭슨의 보컬은 절제되면서도 절묘한 리듬감을 선보입니다. 타이틀곡 〈Rhythm Nation〉에서 보여주는 군대 퍼레이드를 연상시키는 강렬한 정타 비트와 절도 있는 보컬은 듣는 이에게 압도적인 몰입감을 선사합니다. 반면, 그녀가 직접 작사·작곡에 참여한 하드 록 성향의 〈Black Cat〉에서는 폭발적인 가창력과 에너지를 발산하며, 〈Escapade〉나 〈Love Will Never Do (Without You)〉에서는 한없이 따스하고 맑은 음색으로 분위기를 반전시키는 다채로운 매력을 선보입니다.</w:t>
+        <w:t>1989년 9월 A&amp;M 레코드를 통해 발매된 자넷 잭슨의 통산 네 번째 정규 앨범입니다. 제목의 '1814'는 미국 국가의 노랫말이 쓰인 해를 상징하며, 음악을 매개로 정의와 평등의 새로운 국가를 건설하겠다는 원대한 콘셉트 하에 기획된 당대 최고의 음악적 기획작입니다.</w:t>
       </w:r>
     </w:p>
     <w:p>
       <w:pPr>
-        <w:spacing w:line="312" w:lineRule="auto" w:after="120"/>
+        <w:spacing w:line="324" w:lineRule="auto" w:after="80"/>
       </w:pPr>
+      <w:r>
+        <w:rPr w:rFonts="맑은 고딕">
+          <w:rFonts w:ascii="맑은 고딕" w:hAnsi="맑은 고딕" w:eastAsia="맑은 고딕"/>
+          <w:b w:val="0"/>
+          <w:color w:val="6B7280"/>
+          <w:sz w:val="21"/>
+        </w:rPr>
+        <w:t xml:space="preserve">· </w:t>
+      </w:r>
+      <w:r>
+        <w:rPr w:rFonts="맑은 고딕">
+          <w:rFonts w:ascii="맑은 고딕" w:hAnsi="맑은 고딕" w:eastAsia="맑은 고딕"/>
+          <w:b/>
+          <w:color w:val="1F2937"/>
+          <w:sz w:val="21"/>
+        </w:rPr>
+        <w:t xml:space="preserve">LP 인기도(판매량): </w:t>
+      </w:r>
       <w:r>
         <w:rPr w:rFonts="맑은 고딕">
           <w:rFonts w:ascii="맑은 고딕" w:hAnsi="맑은 고딕" w:eastAsia="맑은 고딕"/>
           <w:b w:val="0"/>
           <w:sz w:val="21"/>
         </w:rPr>
-        <w:t>아날로그 LP로 감상하는 이 앨범은 80년대 후반의 촘촘하게 설계된 묵직한 베이스 라인과 신디사이저의 질감을 더욱 생생하고 입체적으로 전달합니다. 단순한 댄스 팝을 넘어 시대의 아픔을 공감하고 음악적 연대를 외친 재닛 잭슨의 정서적·음악적 집대성이자, 대중음악이 가질 수 있는 가장 선한 영향력과 위엄을 증명하는 선명한 유산입니다.</w:t>
+        <w:t>발매 직후 빌보드 200 차트 1위를 기록하고 1990년 미국 내 최다 판매 앨범에 등극하며 전 세계적으로 1,200만 장 이상의 경이적인 판매고를 달성했습니다. 특히 빌보드 핫 100 차트에서 무려 7곡의 톱 5 싱글을 배출한 팝 역사상 유일무이한 대기록을 수립했습니다.</w:t>
+      </w:r>
+    </w:p>
+    <w:p>
+      <w:pPr>
+        <w:spacing w:line="324" w:lineRule="auto" w:after="80"/>
+      </w:pPr>
+      <w:r>
+        <w:rPr w:rFonts="맑은 고딕">
+          <w:rFonts w:ascii="맑은 고딕" w:hAnsi="맑은 고딕" w:eastAsia="맑은 고딕"/>
+          <w:b w:val="0"/>
+          <w:color w:val="6B7280"/>
+          <w:sz w:val="21"/>
+        </w:rPr>
+        <w:t xml:space="preserve">· </w:t>
+      </w:r>
+      <w:r>
+        <w:rPr w:rFonts="맑은 고딕">
+          <w:rFonts w:ascii="맑은 고딕" w:hAnsi="맑은 고딕" w:eastAsia="맑은 고딕"/>
+          <w:b/>
+          <w:color w:val="1F2937"/>
+          <w:sz w:val="21"/>
+        </w:rPr>
+        <w:t xml:space="preserve">각종 수상경력: </w:t>
+      </w:r>
+      <w:r>
+        <w:rPr w:rFonts="맑은 고딕">
+          <w:rFonts w:ascii="맑은 고딕" w:hAnsi="맑은 고딕" w:eastAsia="맑은 고딕"/>
+          <w:b w:val="0"/>
+          <w:sz w:val="21"/>
+        </w:rPr>
+        <w:t>타이틀곡 "Rhythm Nation"으로 제32회 그래미 어워드 최우수 뮤직비디오(장편) 상을 수상했으며 총 9개 부문 후보에 올랐습니다. 2021년에는 문화적·역사적·미학적 가치를 공인받아 미국 의회도서관 국가 녹음 등재목록(National Recording Registry)에 헌정되었습니다.</w:t>
+      </w:r>
+    </w:p>
+    <w:p>
+      <w:pPr>
+        <w:spacing w:line="324" w:lineRule="auto" w:before="200" w:after="80"/>
+      </w:pPr>
+      <w:r>
+        <w:rPr w:rFonts="맑은 고딕">
+          <w:rFonts w:ascii="맑은 고딕" w:hAnsi="맑은 고딕" w:eastAsia="맑은 고딕"/>
+          <w:b/>
+          <w:color w:val="1E3A8A"/>
+          <w:sz w:val="24"/>
+        </w:rPr>
+        <w:t>2. 아티스트 정보</w:t>
+      </w:r>
+    </w:p>
+    <w:p>
+      <w:pPr>
+        <w:spacing w:line="324" w:lineRule="auto" w:after="80"/>
+      </w:pPr>
+      <w:r>
+        <w:rPr w:rFonts="맑은 고딕">
+          <w:rFonts w:ascii="맑은 고딕" w:hAnsi="맑은 고딕" w:eastAsia="맑은 고딕"/>
+          <w:b w:val="0"/>
+          <w:color w:val="6B7280"/>
+          <w:sz w:val="21"/>
+        </w:rPr>
+        <w:t xml:space="preserve">· </w:t>
+      </w:r>
+      <w:r>
+        <w:rPr w:rFonts="맑은 고딕">
+          <w:rFonts w:ascii="맑은 고딕" w:hAnsi="맑은 고딕" w:eastAsia="맑은 고딕"/>
+          <w:b/>
+          <w:color w:val="1F2937"/>
+          <w:sz w:val="21"/>
+        </w:rPr>
+        <w:t xml:space="preserve">국적: </w:t>
+      </w:r>
+      <w:r>
+        <w:rPr w:rFonts="맑은 고딕">
+          <w:rFonts w:ascii="맑은 고딕" w:hAnsi="맑은 고딕" w:eastAsia="맑은 고딕"/>
+          <w:b w:val="0"/>
+          <w:sz w:val="21"/>
+        </w:rPr>
+        <w:t>미국</w:t>
+      </w:r>
+    </w:p>
+    <w:p>
+      <w:pPr>
+        <w:spacing w:line="324" w:lineRule="auto" w:after="80"/>
+      </w:pPr>
+      <w:r>
+        <w:rPr w:rFonts="맑은 고딕">
+          <w:rFonts w:ascii="맑은 고딕" w:hAnsi="맑은 고딕" w:eastAsia="맑은 고딕"/>
+          <w:b w:val="0"/>
+          <w:color w:val="6B7280"/>
+          <w:sz w:val="21"/>
+        </w:rPr>
+        <w:t xml:space="preserve">· </w:t>
+      </w:r>
+      <w:r>
+        <w:rPr w:rFonts="맑은 고딕">
+          <w:rFonts w:ascii="맑은 고딕" w:hAnsi="맑은 고딕" w:eastAsia="맑은 고딕"/>
+          <w:b/>
+          <w:color w:val="1F2937"/>
+          <w:sz w:val="21"/>
+        </w:rPr>
+        <w:t xml:space="preserve">생몰년도: </w:t>
+      </w:r>
+      <w:r>
+        <w:rPr w:rFonts="맑은 고딕">
+          <w:rFonts w:ascii="맑은 고딕" w:hAnsi="맑은 고딕" w:eastAsia="맑은 고딕"/>
+          <w:b w:val="0"/>
+          <w:sz w:val="21"/>
+        </w:rPr>
+        <w:t>1966년 5월 16일 ~ (현재)</w:t>
+      </w:r>
+    </w:p>
+    <w:p>
+      <w:pPr>
+        <w:spacing w:line="324" w:lineRule="auto" w:after="80"/>
+      </w:pPr>
+      <w:r>
+        <w:rPr w:rFonts="맑은 고딕">
+          <w:rFonts w:ascii="맑은 고딕" w:hAnsi="맑은 고딕" w:eastAsia="맑은 고딕"/>
+          <w:b w:val="0"/>
+          <w:color w:val="6B7280"/>
+          <w:sz w:val="21"/>
+        </w:rPr>
+        <w:t xml:space="preserve">· </w:t>
+      </w:r>
+      <w:r>
+        <w:rPr w:rFonts="맑은 고딕">
+          <w:rFonts w:ascii="맑은 고딕" w:hAnsi="맑은 고딕" w:eastAsia="맑은 고딕"/>
+          <w:b/>
+          <w:color w:val="1F2937"/>
+          <w:sz w:val="21"/>
+        </w:rPr>
+        <w:t xml:space="preserve">그룹 소속: </w:t>
+      </w:r>
+      <w:r>
+        <w:rPr w:rFonts="맑은 고딕">
+          <w:rFonts w:ascii="맑은 고딕" w:hAnsi="맑은 고딕" w:eastAsia="맑은 고딕"/>
+          <w:b w:val="0"/>
+          <w:sz w:val="21"/>
+        </w:rPr>
+        <w:t>솔로</w:t>
+      </w:r>
+    </w:p>
+    <w:p>
+      <w:pPr>
+        <w:spacing w:line="324" w:lineRule="auto" w:after="80"/>
+      </w:pPr>
+      <w:r>
+        <w:rPr w:rFonts="맑은 고딕">
+          <w:rFonts w:ascii="맑은 고딕" w:hAnsi="맑은 고딕" w:eastAsia="맑은 고딕"/>
+          <w:b w:val="0"/>
+          <w:color w:val="6B7280"/>
+          <w:sz w:val="21"/>
+        </w:rPr>
+        <w:t xml:space="preserve">· </w:t>
+      </w:r>
+      <w:r>
+        <w:rPr w:rFonts="맑은 고딕">
+          <w:rFonts w:ascii="맑은 고딕" w:hAnsi="맑은 고딕" w:eastAsia="맑은 고딕"/>
+          <w:b/>
+          <w:color w:val="1F2937"/>
+          <w:sz w:val="21"/>
+        </w:rPr>
+        <w:t xml:space="preserve">아티스트 소개: </w:t>
+      </w:r>
+      <w:r>
+        <w:rPr w:rFonts="맑은 고딕">
+          <w:rFonts w:ascii="맑은 고딕" w:hAnsi="맑은 고딕" w:eastAsia="맑은 고딕"/>
+          <w:b w:val="0"/>
+          <w:sz w:val="21"/>
+        </w:rPr>
+        <w:t>자넷 잭슨은 잭슨 가문의 거대한 그늘에서 완전히 벗어나 팝 음악계의 독보적인 여성 아이콘으로 우뚝 선 시대의 거장입니다. 뉴 잭 스윙과 댄스 팝의 전형을 완성한 독창적인 사운드와 혁신적인 퍼포먼스를 통해 여성 아티스트의 주체성과 예술적 통제권을 비약적으로 확장했습니다.</w:t>
+      </w:r>
+    </w:p>
+    <w:p>
+      <w:pPr>
+        <w:spacing w:line="324" w:lineRule="auto" w:before="200" w:after="80"/>
+      </w:pPr>
+      <w:r>
+        <w:rPr w:rFonts="맑은 고딕">
+          <w:rFonts w:ascii="맑은 고딕" w:hAnsi="맑은 고딕" w:eastAsia="맑은 고딕"/>
+          <w:b/>
+          <w:color w:val="1E3A8A"/>
+          <w:sz w:val="24"/>
+        </w:rPr>
+        <w:t>3. 음반 상세 분석</w:t>
+      </w:r>
+    </w:p>
+    <w:p>
+      <w:pPr>
+        <w:spacing w:line="324" w:lineRule="auto" w:after="80"/>
+      </w:pPr>
+      <w:r>
+        <w:rPr w:rFonts="맑은 고딕">
+          <w:rFonts w:ascii="맑은 고딕" w:hAnsi="맑은 고딕" w:eastAsia="맑은 고딕"/>
+          <w:b w:val="0"/>
+          <w:color w:val="6B7280"/>
+          <w:sz w:val="21"/>
+        </w:rPr>
+        <w:t xml:space="preserve">· </w:t>
+      </w:r>
+      <w:r>
+        <w:rPr w:rFonts="맑은 고딕">
+          <w:rFonts w:ascii="맑은 고딕" w:hAnsi="맑은 고딕" w:eastAsia="맑은 고딕"/>
+          <w:b/>
+          <w:color w:val="1F2937"/>
+          <w:sz w:val="21"/>
+        </w:rPr>
+        <w:t xml:space="preserve">역사적 위치: </w:t>
+      </w:r>
+      <w:r>
+        <w:rPr w:rFonts="맑은 고딕">
+          <w:rFonts w:ascii="맑은 고딕" w:hAnsi="맑은 고딕" w:eastAsia="맑은 고딕"/>
+          <w:b w:val="0"/>
+          <w:sz w:val="21"/>
+        </w:rPr>
+        <w:t>대중음악사에서 뉴 잭 스윙(New Jack Swing)과 인더스트리얼 훵크를 예술적 반열로 끌어올린 걸작으로 평가받습니다. 전반부의 날카롭고 기계적인 비트가 뿜어내는 사회비판적 에너지와 후반부의 감미롭고 우아한 R&amp;B 발라드가 완벽한 대칭을 이루며, 팝 음악이 담아낼 수 있는 형식미와 서사 구조의 정점을 보여줍니다.</w:t>
+      </w:r>
+    </w:p>
+    <w:p>
+      <w:pPr>
+        <w:spacing w:line="324" w:lineRule="auto" w:after="80"/>
+      </w:pPr>
+      <w:r>
+        <w:rPr w:rFonts="맑은 고딕">
+          <w:rFonts w:ascii="맑은 고딕" w:hAnsi="맑은 고딕" w:eastAsia="맑은 고딕"/>
+          <w:b w:val="0"/>
+          <w:color w:val="6B7280"/>
+          <w:sz w:val="21"/>
+        </w:rPr>
+        <w:t xml:space="preserve">· </w:t>
+      </w:r>
+      <w:r>
+        <w:rPr w:rFonts="맑은 고딕">
+          <w:rFonts w:ascii="맑은 고딕" w:hAnsi="맑은 고딕" w:eastAsia="맑은 고딕"/>
+          <w:b/>
+          <w:color w:val="1F2937"/>
+          <w:sz w:val="21"/>
+        </w:rPr>
+        <w:t xml:space="preserve">시대의 흔적(스토리텔링): </w:t>
+      </w:r>
+      <w:r>
+        <w:rPr w:rFonts="맑은 고딕">
+          <w:rFonts w:ascii="맑은 고딕" w:hAnsi="맑은 고딕" w:eastAsia="맑은 고딕"/>
+          <w:b w:val="0"/>
+          <w:sz w:val="21"/>
+        </w:rPr>
+        <w:t>냉전의 종식과 함께 새로운 희망과 혼돈이 공존하던 1989년, 거리의 청춘들은 그녀의 흑백 뮤직비디오 속 절제된 제복과 일사불란한 군무에 매료되었습니다. 이 앨범은 차가운 금속성 비트 속에서도 인간에 대한 온기를 잃지 않으려 했던 당대 청년들의 연대감과 방황을 선명하게 각인하고 있습니다.</w:t>
+      </w:r>
+    </w:p>
+    <w:p>
+      <w:pPr>
+        <w:spacing w:line="324" w:lineRule="auto" w:before="200" w:after="80"/>
+      </w:pPr>
+      <w:r>
+        <w:rPr w:rFonts="맑은 고딕">
+          <w:rFonts w:ascii="맑은 고딕" w:hAnsi="맑은 고딕" w:eastAsia="맑은 고딕"/>
+          <w:b/>
+          <w:color w:val="1E3A8A"/>
+          <w:sz w:val="24"/>
+        </w:rPr>
+        <w:t>4. 주요 수록곡 및 감상 제언</w:t>
+      </w:r>
+    </w:p>
+    <w:p>
+      <w:pPr>
+        <w:spacing w:line="324" w:lineRule="auto" w:after="80"/>
+      </w:pPr>
+      <w:r>
+        <w:rPr w:rFonts="맑은 고딕">
+          <w:rFonts w:ascii="맑은 고딕" w:hAnsi="맑은 고딕" w:eastAsia="맑은 고딕"/>
+          <w:b w:val="0"/>
+          <w:color w:val="6B7280"/>
+          <w:sz w:val="21"/>
+        </w:rPr>
+        <w:t xml:space="preserve">· </w:t>
+      </w:r>
+      <w:r>
+        <w:rPr w:rFonts="맑은 고딕">
+          <w:rFonts w:ascii="맑은 고딕" w:hAnsi="맑은 고딕" w:eastAsia="맑은 고딕"/>
+          <w:b/>
+          <w:color w:val="1F2937"/>
+          <w:sz w:val="21"/>
+        </w:rPr>
+        <w:t xml:space="preserve">주요 수록곡 특징: </w:t>
+      </w:r>
+      <w:r>
+        <w:rPr w:rFonts="맑은 고딕">
+          <w:rFonts w:ascii="맑은 고딕" w:hAnsi="맑은 고딕" w:eastAsia="맑은 고딕"/>
+          <w:b w:val="0"/>
+          <w:sz w:val="21"/>
+        </w:rPr>
+        <w:t>슬라이 앤 더 패밀리 스톤을 샘플링하여 강철 같은 리듬으로 사회적 연대를 호소하는 "Rhythm Nation", 산뜻한 그루브와 낭만적인 고백이 어우러진 "Miss You Much", 한 줄기 따스한 햇살처럼 경쾌한 해방감을 안겨주는 "Escapade", 서정적인 오케스트레이션과 아련한 보컬이 깊은 여운을 남기는 클래시컬 발라드 "Come Back to Me" 등 다채로운 명곡들이 유기적으로 포진해 있습니다.</w:t>
+      </w:r>
+    </w:p>
+    <w:p>
+      <w:pPr>
+        <w:spacing w:line="324" w:lineRule="auto" w:after="80"/>
+      </w:pPr>
+      <w:r>
+        <w:rPr w:rFonts="맑은 고딕">
+          <w:rFonts w:ascii="맑은 고딕" w:hAnsi="맑은 고딕" w:eastAsia="맑은 고딕"/>
+          <w:b w:val="0"/>
+          <w:color w:val="6B7280"/>
+          <w:sz w:val="21"/>
+        </w:rPr>
+        <w:t xml:space="preserve">· </w:t>
+      </w:r>
+      <w:r>
+        <w:rPr w:rFonts="맑은 고딕">
+          <w:rFonts w:ascii="맑은 고딕" w:hAnsi="맑은 고딕" w:eastAsia="맑은 고딕"/>
+          <w:b/>
+          <w:color w:val="1F2937"/>
+          <w:sz w:val="21"/>
+        </w:rPr>
+        <w:t xml:space="preserve">빈티지 감상 제언: </w:t>
+      </w:r>
+      <w:r>
+        <w:rPr w:rFonts="맑은 고딕">
+          <w:rFonts w:ascii="맑은 고딕" w:hAnsi="맑은 고딕" w:eastAsia="맑은 고딕"/>
+          <w:b w:val="0"/>
+          <w:sz w:val="21"/>
+        </w:rPr>
+        <w:t>지미 잼 &amp; 테리 루이스의 묵직한 아날로그 신시사이저 베이스와 날렵한 드럼 머신 사운드는 턴테이블의 카트리지를 통해 재생될 때 특유의 탄력과 입체감이 더욱 극대화됩니다. 진공관 앰프의 풍성한 배음과 매칭한다면 디지털 음원에서는 자칫 차갑게 느껴질 수 있는 금속성 비트마저 부드럽고 웅장한 아날로그의 숨결로 변모하는 경이로운 음향적 쾌감을 누릴 수 있습니다.</w:t>
+      </w:r>
+    </w:p>
+    <w:p>
+      <w:pPr>
+        <w:spacing w:line="324" w:lineRule="auto" w:after="80"/>
+      </w:pPr>
+      <w:r>
+        <w:rPr w:rFonts="맑은 고딕">
+          <w:rFonts w:ascii="맑은 고딕" w:hAnsi="맑은 고딕" w:eastAsia="맑은 고딕"/>
+          <w:b w:val="0"/>
+          <w:color w:val="6B7280"/>
+          <w:sz w:val="21"/>
+        </w:rPr>
+        <w:t xml:space="preserve">· </w:t>
+      </w:r>
+      <w:r>
+        <w:rPr w:rFonts="맑은 고딕">
+          <w:rFonts w:ascii="맑은 고딕" w:hAnsi="맑은 고딕" w:eastAsia="맑은 고딕"/>
+          <w:b/>
+          <w:color w:val="1F2937"/>
+          <w:sz w:val="21"/>
+        </w:rPr>
+        <w:t xml:space="preserve">소장 가치: </w:t>
+      </w:r>
+      <w:r>
+        <w:rPr w:rFonts="맑은 고딕">
+          <w:rFonts w:ascii="맑은 고딕" w:hAnsi="맑은 고딕" w:eastAsia="맑은 고딕"/>
+          <w:b w:val="0"/>
+          <w:sz w:val="21"/>
+        </w:rPr>
+        <w:t>팝 음악이 가장 화려하고 역동적으로 진화하던 황금기의 정점을 상징하는 역사적 사료이자, 게이트폴드 커버를 여는 순간 묵직한 시대의 울림을 선사하는 LP 애호가들의 필청반으로서 영구적인 소장 가치를 지닙니다.</w:t>
+      </w:r>
+    </w:p>
+    <w:p>
+      <w:pPr>
+        <w:spacing w:line="324" w:lineRule="auto" w:after="120" w:before="160"/>
+      </w:pPr>
+      <w:r>
+        <w:rPr w:rFonts="맑은 고딕">
+          <w:rFonts w:ascii="맑은 고딕" w:hAnsi="맑은 고딕" w:eastAsia="맑은 고딕"/>
+          <w:b/>
+          <w:color w:val="4338CA"/>
+          <w:sz w:val="21"/>
+        </w:rPr>
+        <w:t>이 음반을 통해 차가운 기계적 비트 속에서도 뜨겁게 타오르는 인간애와 시대를 초월한 선율이 전해주는 감동을 다시 한번 경험해 보시는 것은 어떨까요?</w:t>
       </w:r>
     </w:p>
     <w:sectPr>
       <w:pgSz w:w="12240" w:h="15840"/>
-      <w:pgMar w:top="1440" w:right="1440" w:bottom="1440" w:left="1440" w:header="720" w:footer="720" w:gutter="0"/>
+      <w:pgMar w:top="1152" w:right="1296" w:bottom="1152" w:left="1296" w:header="720" w:footer="720" w:gutter="0"/>
       <w:cols w:space="720"/>
       <w:docGrid w:linePitch="360"/>
     </w:sectPr>

--- a/word_reports/LP_0179_위치_135_Janet Jackson_Janet Jacks.docx
+++ b/word_reports/LP_0179_위치_135_Janet Jackson_Janet Jacks.docx
@@ -32,7 +32,7 @@
     </w:p>
     <w:p>
       <w:pPr>
-        <w:spacing w:line="324" w:lineRule="auto" w:before="80" w:after="160"/>
+        <w:spacing w:line="324" w:lineRule="auto" w:before="80" w:after="120"/>
       </w:pPr>
       <w:r>
         <w:rPr w:rFonts="맑은 고딕">
@@ -42,13 +42,6 @@
           <w:sz w:val="22"/>
         </w:rPr>
         <w:t xml:space="preserve">[음반 소개] </w:t>
-      </w:r>
-      <w:r>
-        <w:rPr w:rFonts="맑은 고딕">
-          <w:rFonts w:ascii="맑은 고딕" w:hAnsi="맑은 고딕" w:eastAsia="맑은 고딕"/>
-          <w:b w:val="0"/>
-          <w:sz w:val="21"/>
-        </w:rPr>
       </w:r>
     </w:p>
     <w:p>
@@ -61,7 +54,33 @@
           <w:b w:val="0"/>
           <w:sz w:val="21"/>
         </w:rPr>
-        <w:t>1980년대의 황혼기에서 1990년대의 새벽을 열어젖힌 이 기념비적인 역작은, 대중음악이 지닐 수 있는 사회적 각성과 예술적 야심이 가장 찬란하게 결합한 순간을 기록하고 있습니다. 자넷 잭슨은 화려한 팝의 외피 아래 인종 차별, 빈곤, 문맹 등 시대의 아픔을 정면으로 응시하며, 분열된 인류를 음악이라는 거대한 연대로 품어 안고자 했습니다. 프로듀서 듀오 지미 잼 &amp; 테리 루이스와의 정교한 호흡 속에서 탄생한 강렬한 인더스트리얼 비트와 서정적인 멜로디의 융합은 단순한 댄스 팝을 넘어선 하나의 숭고한 선언문과도 같습니다. 턴테이블의 바늘이 회전하는 동안 청자는 날 선 시대정신과 가슴 벅찬 음악적 전율이 교차하는 위대한 순간을 목도하게 됩니다.</w:t>
+        <w:t>1989년 가을, 대중음악계는 한 여성 아티스트가 던진 거대하고도 묵직한 선언 앞에 경건히 숨을 죽였습니다. 전작 『Control』을 통해 위대한 ‘잭슨 가문’의 그늘에서 벗어나 온전한 자립을 일궈냈던 자넷 잭슨은, 그 달콤한 상업적 성공에 안주하는 대신 시선을 세상의 어두운 이면으로 돌렸습니다. 음반 기획 당시 소속사의 안이한 댄스 팝 연장선 제안을 단호히 거절하고, 당대 미국 사회를 병들게 하던 빈곤과 인종차별, 교육의 부재와 총기 범죄, 약물 남용이라는 비극적 현실을 음악의 중심 화두로 끌어올린 것입니다. 그렇게 탄생한 『Janet Jackson's Rhythm Nation 1814』는 단순한 팝 음반을 넘어, 음악이라는 예술적 매개가 시대를 향해 어떠한 사회적 책무와 연대의 메시지를 던질 수 있는지를 증명한 불멸의 기념비가 되었습니다.</w:t>
+      </w:r>
+    </w:p>
+    <w:p>
+      <w:pPr>
+        <w:spacing w:line="324" w:lineRule="auto" w:after="120"/>
+      </w:pPr>
+      <w:r>
+        <w:rPr w:rFonts="맑은 고딕">
+          <w:rFonts w:ascii="맑은 고딕" w:hAnsi="맑은 고딕" w:eastAsia="맑은 고딕"/>
+          <w:b w:val="0"/>
+          <w:sz w:val="21"/>
+        </w:rPr>
+        <w:t>프로듀서 지미 잼(Jimmy Jam)과 테리 루이스(Terry Lewis)의 천재적인 조력 아래 빚어진 이 앨범은, 뉴 잭 스윙과 인더스트리얼 댄스, 펑크(Funk)와 감미로운 R&amp;B 발라드가 완벽한 유기성을 지니며 축조된 거대한 사운드의 성채입니다. 기계음의 서늘하고 날카로운 비트가 질서정연하게 도열한 군무처럼 청자의 심장을 타격하는가 하면, 이면에 흐르는 멜로디는 고통받는 청춘들을 보듬는 따스한 모성적 위로를 품고 있습니다. 타이틀에 붙은 ‘1814’는 미국 국가(The Star-Spangled Banner)의 가사가 쓰인 해이자, 음악을 통해 편견과 경계가 허물어지는 새로운 유토피아 ‘리듬 네이션’을 선언하는 역사적 상징이었습니다. 그녀는 검은 군복 스타일의 제복을 입고 절도 있는 안무를 펼치며, 팝 음악이 지닐 수 있는 가장 순도 높은 이상주의를 시각과 청각 모두로 완성해 냈습니다.</w:t>
+      </w:r>
+    </w:p>
+    <w:p>
+      <w:pPr>
+        <w:spacing w:line="324" w:lineRule="auto" w:after="120"/>
+      </w:pPr>
+      <w:r>
+        <w:rPr w:rFonts="맑은 고딕">
+          <w:rFonts w:ascii="맑은 고딕" w:hAnsi="맑은 고딕" w:eastAsia="맑은 고딕"/>
+          <w:b w:val="0"/>
+          <w:sz w:val="21"/>
+        </w:rPr>
+        <w:t>이 음반이 남긴 족적은 팝의 역사를 다시 쓰기에 충분했습니다. 빌보드 앨범 차트 정상을 석권한 것은 물론, 빌보드 핫 100 차트에서 역사상 전무후무하게 단일 앨범으로 7곡의 톱 5 싱글(그중 4곡이 1위)을 배출하는 경이로운 신화를 기록했습니다. 그러나 차트의 숫자보다 더욱 찬연하게 빛나는 것은 세월이 흘러도 마르지 않는 그 서정적 울림과 치열한 시대정신입니다. 냉엄한 비트 뒤편에 자리한 맑고 투명한 발라드 트랙들은 상처 입은 영혼들을 어루만지며, 음악이 인류를 하나로 묶는 가장 아름다운 언어임을 설파합니다. 격변의 시대를 통과한 청춘들의 분노와 희망을 아날로그 그루브 속에 고스란히 봉인한 이 걸작은, 반세기가 흐른 지금에도 턴테이블 위에서 여전히 뜨거운 생명력으로 고동치고 있습니다.</w:t>
       </w:r>
     </w:p>
     <w:p>
@@ -168,7 +187,7 @@
           <w:b w:val="0"/>
           <w:sz w:val="21"/>
         </w:rPr>
-        <w:t>1989년 9월 A&amp;M 레코드를 통해 발매된 자넷 잭슨의 통산 네 번째 정규 앨범입니다. 제목의 '1814'는 미국 국가의 노랫말이 쓰인 해를 상징하며, 음악을 매개로 정의와 평등의 새로운 국가를 건설하겠다는 원대한 콘셉트 하에 기획된 당대 최고의 음악적 기획작입니다.</w:t>
+        <w:t>1989년 9월 19일 A&amp;M 레코드를 통해 발매된 자넷 잭슨의 정규 4집 앨범으로, 댄스 팝과 R&amp;B의 영역에 날카로운 사회비판적 의식과 고도의 콘셉추얼한 미학을 결합하여 대중음악의 지평을 비약적으로 확장한 역사적 명반입니다.</w:t>
       </w:r>
     </w:p>
     <w:p>
@@ -199,7 +218,7 @@
           <w:b w:val="0"/>
           <w:sz w:val="21"/>
         </w:rPr>
-        <w:t>발매 직후 빌보드 200 차트 1위를 기록하고 1990년 미국 내 최다 판매 앨범에 등극하며 전 세계적으로 1,200만 장 이상의 경이적인 판매고를 달성했습니다. 특히 빌보드 핫 100 차트에서 무려 7곡의 톱 5 싱글을 배출한 팝 역사상 유일무이한 대기록을 수립했습니다.</w:t>
+        <w:t>미국 빌보드 200 앨범 차트 1위를 기록하고 1990년 미국 내 연간 앨범 판매량 1위에 올랐으며, 전 세계적으로 1,200만 장 이상의 경이로운 판매고를 올리며 시대의 메가 히트작으로 공인받았습니다.</w:t>
       </w:r>
     </w:p>
     <w:p>
@@ -230,7 +249,7 @@
           <w:b w:val="0"/>
           <w:sz w:val="21"/>
         </w:rPr>
-        <w:t>타이틀곡 "Rhythm Nation"으로 제32회 그래미 어워드 최우수 뮤직비디오(장편) 상을 수상했으며 총 9개 부문 후보에 올랐습니다. 2021년에는 문화적·역사적·미학적 가치를 공인받아 미국 의회도서관 국가 녹음 등재목록(National Recording Registry)에 헌정되었습니다.</w:t>
+        <w:t>그래미 어워드 ‘최우수 뮤직비디오(장편)’ 부문 수상 및 유수의 부문 노미네이트, 아메리칸 뮤직 어워드(AMA) 다수 부문 석권, 빌보드 뮤직 어워드 수상 등 음악성과 대중성을 완벽히 공인받았습니다.</w:t>
       </w:r>
     </w:p>
     <w:p>
@@ -306,7 +325,7 @@
           <w:b w:val="0"/>
           <w:sz w:val="21"/>
         </w:rPr>
-        <w:t>1966년 5월 16일 ~ (현재)</w:t>
+        <w:t>1966년 5월 16일 출생</w:t>
       </w:r>
     </w:p>
     <w:p>
@@ -368,7 +387,7 @@
           <w:b w:val="0"/>
           <w:sz w:val="21"/>
         </w:rPr>
-        <w:t>자넷 잭슨은 잭슨 가문의 거대한 그늘에서 완전히 벗어나 팝 음악계의 독보적인 여성 아이콘으로 우뚝 선 시대의 거장입니다. 뉴 잭 스윙과 댄스 팝의 전형을 완성한 독창적인 사운드와 혁신적인 퍼포먼스를 통해 여성 아티스트의 주체성과 예술적 통제권을 비약적으로 확장했습니다.</w:t>
+        <w:t>잭슨 가문의 막내라는 굴레를 스스로 깨부수고 독창적인 댄스 팝과 R&amp;B의 여제로 우뚝 선 팝 역사의 독보적인 아이콘입니다. 탁월한 퍼포먼스와 혁신적인 사운드 메이킹, 주체적인 예술관을 통해 1980~90년대 현대 팝 음악계의 여성 아티스트 위상을 새롭게 정립한 거장입니다.</w:t>
       </w:r>
     </w:p>
     <w:p>
@@ -413,7 +432,7 @@
           <w:b w:val="0"/>
           <w:sz w:val="21"/>
         </w:rPr>
-        <w:t>대중음악사에서 뉴 잭 스윙(New Jack Swing)과 인더스트리얼 훵크를 예술적 반열로 끌어올린 걸작으로 평가받습니다. 전반부의 날카롭고 기계적인 비트가 뿜어내는 사회비판적 에너지와 후반부의 감미롭고 우아한 R&amp;B 발라드가 완벽한 대칭을 이루며, 팝 음악이 담아낼 수 있는 형식미와 서사 구조의 정점을 보여줍니다.</w:t>
+        <w:t>뉴 잭 스윙과 댄스 팝을 최고 수준의 예술적 콘셉트 앨범으로 승화시킨 걸작으로, 롤링 스톤 선정 ‘역대 최고의 명반 500선’에 이름을 올리며 현대 흑인 음악과 주류 팝 사운드의 진화를 견인한 기념비적 이정표로 평가받습니다.</w:t>
       </w:r>
     </w:p>
     <w:p>
@@ -444,7 +463,7 @@
           <w:b w:val="0"/>
           <w:sz w:val="21"/>
         </w:rPr>
-        <w:t>냉전의 종식과 함께 새로운 희망과 혼돈이 공존하던 1989년, 거리의 청춘들은 그녀의 흑백 뮤직비디오 속 절제된 제복과 일사불란한 군무에 매료되었습니다. 이 앨범은 차가운 금속성 비트 속에서도 인간에 대한 온기를 잃지 않으려 했던 당대 청년들의 연대감과 방황을 선명하게 각인하고 있습니다.</w:t>
+        <w:t>1980년대 말 냉전 종식과 레이건-부시 행정부 시절 드러난 사회적 양극화, 청소년 문제라는 시대적 불안을 묵과하지 않고 정면으로 응시했습니다. 당시의 젊은 세대들은 억압적인 현실 속에서 자넷 잭슨이 제시한 ‘리듬을 통한 연대’라는 이상향에 열광하며 깊은 카타르시스와 치유를 얻었습니다.</w:t>
       </w:r>
     </w:p>
     <w:p>
@@ -489,7 +508,7 @@
           <w:b w:val="0"/>
           <w:sz w:val="21"/>
         </w:rPr>
-        <w:t>슬라이 앤 더 패밀리 스톤을 샘플링하여 강철 같은 리듬으로 사회적 연대를 호소하는 "Rhythm Nation", 산뜻한 그루브와 낭만적인 고백이 어우러진 "Miss You Much", 한 줄기 따스한 햇살처럼 경쾌한 해방감을 안겨주는 "Escapade", 서정적인 오케스트레이션과 아련한 보컬이 깊은 여운을 남기는 클래시컬 발라드 "Come Back to Me" 등 다채로운 명곡들이 유기적으로 포진해 있습니다.</w:t>
+        <w:t>철제 프레임이 부딪히는 듯 강렬한 산업적 비트와 날선 메시지가 압도적인 타이틀곡 ‘Rhythm Nation’, 펑키한 베이스라인과 서정적 보컬이 절묘하게 조화된 ‘Miss You Much’, 인종차별에 대한 통렬한 경고를 담은 하드록 스타일의 ‘Black Cat’, 그리고 몽환적이고 감미로운 선율로 벅찬 낭만을 선사하는 ‘Love Will Never Do (Without You)’와 ‘Escapade’ 등 다채로운 스펙트럼의 명곡들이 수록되어 있습니다.</w:t>
       </w:r>
     </w:p>
     <w:p>
@@ -520,7 +539,7 @@
           <w:b w:val="0"/>
           <w:sz w:val="21"/>
         </w:rPr>
-        <w:t>지미 잼 &amp; 테리 루이스의 묵직한 아날로그 신시사이저 베이스와 날렵한 드럼 머신 사운드는 턴테이블의 카트리지를 통해 재생될 때 특유의 탄력과 입체감이 더욱 극대화됩니다. 진공관 앰프의 풍성한 배음과 매칭한다면 디지털 음원에서는 자칫 차갑게 느껴질 수 있는 금속성 비트마저 부드럽고 웅장한 아날로그의 숨결로 변모하는 경이로운 음향적 쾌감을 누릴 수 있습니다.</w:t>
+        <w:t>디지털 음원에서 자칫 차갑게 느껴질 수 있는 기계적 퍼커션과 드럼 비트가 아날로그 LP를 통과할 때, 진공관 앰프의 온기가 더해져 육중하고 탄력적인 베이스의 펀치력으로 되살아납니다. 턴테이블 카트리지가 묵직한 그루브를 긁어내며 전달하는 깊은 울림은 현대의 정교한 하이엔드 오디오와 클래식한 빈티지 스피커 모두에서 황홀한 생동감을 선사합니다.</w:t>
       </w:r>
     </w:p>
     <w:p>
@@ -551,7 +570,7 @@
           <w:b w:val="0"/>
           <w:sz w:val="21"/>
         </w:rPr>
-        <w:t>팝 음악이 가장 화려하고 역동적으로 진화하던 황금기의 정점을 상징하는 역사적 사료이자, 게이트폴드 커버를 여는 순간 묵직한 시대의 울림을 선사하는 LP 애호가들의 필청반으로서 영구적인 소장 가치를 지닙니다.</w:t>
+        <w:t>단일 앨범에서 7곡의 톱 5 싱글을 배출한 팝 음악사상 전무후무한 불멸의 기록을 담고 있으며, 오리지널 바이닐의 묵직한 패키지와 흑백의 미학이 깃든 커버 아트는 음악사적 상징성과 소장품으로서의 높은 품격을 동시에 충족시켜 줍니다.</w:t>
       </w:r>
     </w:p>
     <w:p>
@@ -565,7 +584,7 @@
           <w:color w:val="4338CA"/>
           <w:sz w:val="21"/>
         </w:rPr>
-        <w:t>이 음반을 통해 차가운 기계적 비트 속에서도 뜨겁게 타오르는 인간애와 시대를 초월한 선율이 전해주는 감동을 다시 한번 경험해 보시는 것은 어떨까요?</w:t>
+        <w:t>이 음반을 통해 차가운 기계적 비트 속에서도 꺼지지 않는 인간애와 따뜻한 희망의 메시지가 전해주는 감동을 다시 한번 경험해 보시는 것은 어떨까요?</w:t>
       </w:r>
     </w:p>
     <w:sectPr>
